--- a/modelos/10_ficha_controle_epi.docx
+++ b/modelos/10_ficha_controle_epi.docx
@@ -405,13 +405,11 @@
                 <w:b/>
                 <w:bCs/>
               </w:rPr>
-              <w:t xml:space="preserve">Nº CTPS:  </w:t>
-            </w:r>
-            <w:r>
-              <w:rPr>
-                <w:rFonts w:ascii="Arial" w:hAnsi="Arial" w:cs="Arial"/>
-              </w:rPr>
-              <w:t>@ctps</w:t>
+            </w:r>
+            <w:r>
+              <w:rPr>
+                <w:rFonts w:ascii="Arial" w:hAnsi="Arial" w:cs="Arial"/>
+              </w:rPr>
             </w:r>
           </w:p>
         </w:tc>
@@ -442,13 +440,11 @@
                 <w:b/>
                 <w:bCs/>
               </w:rPr>
-              <w:t>Nº RG</w:t>
-            </w:r>
-            <w:r>
-              <w:rPr>
-                <w:rFonts w:ascii="Arial" w:hAnsi="Arial" w:cs="Arial"/>
-              </w:rPr>
-              <w:t>: @rg</w:t>
+            </w:r>
+            <w:r>
+              <w:rPr>
+                <w:rFonts w:ascii="Arial" w:hAnsi="Arial" w:cs="Arial"/>
+              </w:rPr>
             </w:r>
           </w:p>
         </w:tc>
